--- a/assets/docs/54-TRAN-THI-THANH-NGAN-KET-NOI-TRI-THUC-ON-TAP-CHUONG-6-VO-GHI.docx
+++ b/assets/docs/54-TRAN-THI-THANH-NGAN-KET-NOI-TRI-THUC-ON-TAP-CHUONG-6-VO-GHI.docx
@@ -7374,7 +7374,7 @@
         <w:rPr>
           <w:rStyle w:val="Hyperlink"/>
         </w:rPr>
-        <w:t>http://o2.edu.vn</w:t>
+        <w:t>https://giasu.ai.vn/</w:t>
       </w:r>
     </w:hyperlink>
     <w:bookmarkStart w:id="2" w:name="_GoBack"/>
@@ -7444,7 +7444,7 @@
         <w:rPr>
           <w:rStyle w:val="Hyperlink"/>
         </w:rPr>
-        <w:t>http://o2.edu.vn</w:t>
+        <w:t>https://giasu.ai.vn/</w:t>
       </w:r>
     </w:hyperlink>
     <w:r>
